--- a/briefings-source/Strategic_Intelligence_Briefing_05.docx
+++ b/briefings-source/Strategic_Intelligence_Briefing_05.docx
@@ -286,7 +286,7 @@
           <w:rFonts w:ascii="Aptos" w:hAnsi="Aptos"/>
           <w:b/>
         </w:rPr>
-        <w:t>Enterprises are moving AI generated output into real work faster than their control models can absorb. A summary becomes a recommendation. A recommendation becomes a routing decision. A risk classification changes review priority. A draft influences a legal, financial, operational, customer, or employee outcome. The dangerous assumption is that output remains harmless until a system executes an action on its own. The stronger enterprise view is that AI output becomes control relevant the moment it begins shaping the path toward execution.</w:t>
+        <w:t>Enterprises are moving AI generated output into real work faster than their control models can absorb. Output moves quickly: a summary becomes a recommendation, a recommendation becomes a routing decision, a risk classification changes review priority, a draft influences a legal, financial, operational, customer, or employee outcome. The dangerous assumption is that output remains harmless until a system executes an action on its own. The stronger enterprise view is that AI output becomes control relevant the moment it begins shaping the path toward execution.</w:t>
       </w:r>
     </w:p>
     <w:p>
@@ -493,7 +493,7 @@
         <w:rPr>
           <w:rFonts w:ascii="Aptos" w:hAnsi="Aptos"/>
         </w:rPr>
-        <w:t>The category problem is becoming clearer because existing labels do not fully name this layer. Model governance manages the system. AI governance organizes risk, policy, oversight, and accountability. Observability shows behavior. Compliance readiness prepares evidence. Workflow automation moves work through a process. None of those labels fully describe the authority checkpoint between AI generated output and enterprise execution.</w:t>
+        <w:t>The category problem is becoming clearer because existing labels do not fully name this layer. Model governance manages the system, AI governance organizes risk and accountability, observability shows behavior, compliance readiness prepares evidence, and workflow automation moves work through a process. None of those labels fully describe the authority checkpoint between AI generated output and enterprise execution.</w:t>
       </w:r>
     </w:p>
     <w:p>

--- a/briefings-source/Strategic_Intelligence_Briefing_05.docx
+++ b/briefings-source/Strategic_Intelligence_Briefing_05.docx
@@ -286,7 +286,7 @@
           <w:rFonts w:ascii="Aptos" w:hAnsi="Aptos"/>
           <w:b/>
         </w:rPr>
-        <w:t>Enterprises are moving AI generated output into real work faster than their control models can absorb. Output moves quickly: a summary becomes a recommendation, a recommendation becomes a routing decision, a risk classification changes review priority, a draft influences a legal, financial, operational, customer, or employee outcome. The dangerous assumption is that output remains harmless until a system executes an action on its own. The stronger enterprise view is that AI output becomes control relevant the moment it begins shaping the path toward execution.</w:t>
+        <w:t>Enterprises are moving AI generated output into real work faster than their control models can absorb. AI output becomes consequential long before any automated action occurs. The moment a summary shapes how a decision is framed, or a risk classification changes who receives review, output has already entered the decision path. The dangerous assumption is that output remains harmless until a system executes an action on its own. The stronger enterprise view is that AI output becomes control relevant the moment it begins shaping the path toward execution.</w:t>
       </w:r>
     </w:p>
     <w:p>
@@ -471,7 +471,7 @@
         <w:rPr>
           <w:rFonts w:ascii="Aptos" w:hAnsi="Aptos"/>
         </w:rPr>
-        <w:t>The layer between output and execution should answer operational questions that policy alone cannot answer in real time. What type of work did AI produce? Which decision could it affect? What consequence level is attached to that decision? Which authority holder owns the next step? Which trigger condition applies? Is review mandatory? Can the action continue automatically? Does an override require a reason code? What evidence must be preserved before the workflow moves forward?</w:t>
+        <w:t>The layer between output and execution should answer operational questions that policy alone cannot answer in real time. What type of work did AI produce? Which decision could it affect? What consequence level is attached to that decision? Who holds authority over the next step? Which trigger condition applies? Is review mandatory? Can the action continue automatically? Does an override require a reason code? What evidence must be preserved before the workflow moves forward?</w:t>
       </w:r>
     </w:p>
     <w:p>
@@ -482,7 +482,7 @@
         <w:rPr>
           <w:rFonts w:ascii="Aptos" w:hAnsi="Aptos"/>
         </w:rPr>
-        <w:t>Those questions belong inside the operating path, not in a quarterly governance review. A quarterly review may find patterns after the fact. A control layer acts at the point where the institution still has the ability to stop, redirect, escalate, or authorize the action. The closer the control sits to execution, the more useful it becomes for preventing unauthorized consequence rather than merely explaining it later.</w:t>
+        <w:t>Those questions belong inside the operating path, not in a quarterly governance review. A quarterly review may find patterns after the fact. The control layer acts at the point where the institution still has the ability to stop, redirect, escalate, or authorize the action. The closer the control sits to execution, the more useful it becomes for preventing unauthorized consequence rather than merely explaining it later.</w:t>
       </w:r>
     </w:p>
     <w:p>

--- a/briefings-source/Strategic_Intelligence_Briefing_05.docx
+++ b/briefings-source/Strategic_Intelligence_Briefing_05.docx
@@ -297,7 +297,7 @@
         <w:rPr>
           <w:rFonts w:ascii="Aptos" w:hAnsi="Aptos"/>
         </w:rPr>
-        <w:t>Most AI governance programs still sit too far upstream or too far downstream. Upstream controls focus on model approval, intended use, policy, and risk classification. Downstream controls focus on monitoring, logging, review, and remediation after activity has already occurred. Both sides are needed. The missing layer is the control point between generated output and business action, where the enterprise can decide whether the AI influenced work may proceed, must pause, requires review, triggers escalation, narrows approval rights, or needs an evidence record before consequence is created.</w:t>
+        <w:t>Most AI governance programs still sit too far upstream or too far downstream. Upstream controls govern the model before deployment; downstream controls review behavior after the fact. Both are needed. The missing layer is the control point between generated output and business action, where the enterprise decides whether the AI influenced work may proceed, requires review, or must be stopped before consequence is created.</w:t>
       </w:r>
     </w:p>
     <w:p>
@@ -413,7 +413,7 @@
         <w:rPr>
           <w:rFonts w:ascii="Aptos" w:hAnsi="Aptos"/>
         </w:rPr>
-        <w:t xml:space="preserve">The same exposure appears in agentic workflows with more force. An agent can draft a response, assemble evidence, recommend the next action, route a case, update a ticket, prepare a transaction, or trigger another system. Once agents begin operating inside workflows, the control problem is no longer limited to model quality. The organization needs an enforceable boundary before generated work becomes executable work. </w:t>
+        <w:t xml:space="preserve">The same exposure appears in agentic workflows with more force. An agent operating inside a workflow can move through multiple consequential steps without an authority check. Once agents begin operating inside workflows, the control problem is no longer limited to model quality. The organization needs an enforceable boundary before generated work becomes executable work. </w:t>
       </w:r>
       <w:proofErr w:type="gramStart"/>
       <w:r>
@@ -438,21 +438,19 @@
         <w:rPr>
           <w:rFonts w:ascii="Aptos" w:hAnsi="Aptos"/>
         </w:rPr>
-        <w:t xml:space="preserve">Public governance language already points in this direction. OECD accountability guidance includes traceability across datasets, processes, and decisions made during the AI system lifecycle. The EU AI Act requires record keeping for </w:t>
+        <w:t>Public governance language already points in this direction. The OECD AI Principles and the EU AI Act both reinforce the need for traceability and oversight. Enterprises need more than awareness that AI participated. They need proof that AI shaped work was governed before it crossed into action.</w:t>
       </w:r>
       <w:proofErr w:type="gramStart"/>
       <w:r>
         <w:rPr>
           <w:rFonts w:ascii="Aptos" w:hAnsi="Aptos"/>
         </w:rPr>
-        <w:t>high risk</w:t>
       </w:r>
       <w:proofErr w:type="gramEnd"/>
       <w:r>
         <w:rPr>
           <w:rFonts w:ascii="Aptos" w:hAnsi="Aptos"/>
         </w:rPr>
-        <w:t xml:space="preserve"> AI systems and treats human oversight as a risk reduction mechanism. Those public signals support a broader control conclusion: enterprises need more than awareness that AI participated. They need proof that AI shaped work was governed before it crossed into action.</w:t>
       </w:r>
       <w:r>
         <w:rPr>
